--- a/plantilla_cotizacion_foton_du9.docx
+++ b/plantilla_cotizacion_foton_du9.docx
@@ -2256,7 +2256,7 @@
           <w:lang w:eastAsia="es-CL"/>
         </w:rPr>
         <w:drawing>
-          <wp:inline distT="0" distB="0" distL="0" distR="0" wp14:anchorId="673424E7" wp14:editId="09ABB1EF">
+          <wp:inline distT="0" distB="0" distL="0" distR="0" wp14:anchorId="673424E7" wp14:editId="58E47B3E">
             <wp:extent cx="3213980" cy="1296162"/>
             <wp:effectExtent l="0" t="0" r="5715" b="0"/>
             <wp:docPr id="6" name="Imagen 6" descr="C:\Users\cvegam\OneDrive - grupokaufmann\Imágenes\Capturas de pantalla\Captura de pantalla 2021-09-02 160502 (2).png"/>
@@ -2765,40 +2765,30 @@
       </w:pPr>
       <w:bookmarkStart w:id="6" w:name="_Hlk204088658"/>
       <w:r>
-        <w:t>Lugar de entrega</w:t>
+        <w:t>Lugar de entrega:</w:t>
+      </w:r>
+      <w:r>
+        <w:t xml:space="preserve"> </w:t>
       </w:r>
       <w:proofErr w:type="gramStart"/>
       <w:r>
-        <w:t>:</w:t>
-      </w:r>
-      <w:r>
-        <w:t xml:space="preserve"> </w:t>
-      </w:r>
-      <w:r>
-        <w:t xml:space="preserve"> </w:t>
-      </w:r>
-      <w:r>
-        <w:t>{{</w:t>
-      </w:r>
-      <w:r>
-        <w:t xml:space="preserve"> </w:t>
-      </w:r>
-      <w:r>
-        <w:t>Lugar</w:t>
+        <w:t xml:space="preserve">{{ </w:t>
+      </w:r>
+      <w:proofErr w:type="spellStart"/>
+      <w:r>
+        <w:t>lugar</w:t>
       </w:r>
       <w:proofErr w:type="gramEnd"/>
       <w:r>
-        <w:t xml:space="preserve"> de </w:t>
+        <w:t>_</w:t>
       </w:r>
       <w:proofErr w:type="gramStart"/>
       <w:r>
         <w:t>entrega</w:t>
       </w:r>
-      <w:r>
-        <w:t xml:space="preserve"> </w:t>
-      </w:r>
-      <w:r>
-        <w:t>}</w:t>
+      <w:proofErr w:type="spellEnd"/>
+      <w:r>
+        <w:t xml:space="preserve"> }</w:t>
       </w:r>
       <w:proofErr w:type="gramEnd"/>
       <w:r>
@@ -5997,7 +5987,6 @@
   <w:style w:type="character" w:default="1" w:styleId="Fuentedeprrafopredeter">
     <w:name w:val="Default Paragraph Font"/>
     <w:uiPriority w:val="1"/>
-    <w:semiHidden/>
     <w:unhideWhenUsed/>
   </w:style>
   <w:style w:type="table" w:default="1" w:styleId="Tablanormal">
@@ -6585,6 +6574,7 @@
     <w:rsid w:val="00057C6B"/>
     <w:rsid w:val="00063406"/>
     <w:rsid w:val="000B6ADB"/>
+    <w:rsid w:val="000C2159"/>
     <w:rsid w:val="000E3B70"/>
     <w:rsid w:val="00113EF4"/>
     <w:rsid w:val="001417AE"/>
@@ -6597,6 +6587,7 @@
     <w:rsid w:val="002A33CA"/>
     <w:rsid w:val="002B79ED"/>
     <w:rsid w:val="002C173E"/>
+    <w:rsid w:val="002C5A0D"/>
     <w:rsid w:val="002D17D7"/>
     <w:rsid w:val="002D7650"/>
     <w:rsid w:val="002F202A"/>
